--- a/Documents/24DIT021_AWDF_P6.docx
+++ b/Documents/24DIT021_AWDF_P6.docx
@@ -4,23 +4,34 @@
   <w:body>
     <w:p>
       <w:pPr>
-        <w:spacing w:after="80"/>
+        <w:spacing w:before="240" w:after="60"/>
+        <w:jc w:val="center"/>
       </w:pPr>
       <w:r>
         <w:rPr>
+          <w:rFonts w:ascii="Times New Roman" w:hAnsi="Times New Roman"/>
           <w:b/>
-          <w:sz w:val="64"/>
+          <w:i w:val="0"/>
+          <w:color w:val="0F172A"/>
+          <w:sz w:val="44"/>
+          <w:rFonts w:ascii="Times New Roman" w:hAnsi="Times New Roman" w:cs="Times New Roman"/>
         </w:rPr>
         <w:t>PRACTICAL 6</w:t>
       </w:r>
     </w:p>
     <w:p>
       <w:pPr>
-        <w:spacing w:after="40"/>
+        <w:spacing w:after="60"/>
+        <w:jc w:val="center"/>
       </w:pPr>
       <w:r>
         <w:rPr>
-          <w:sz w:val="24"/>
+          <w:rFonts w:ascii="Times New Roman" w:hAnsi="Times New Roman"/>
+          <w:b/>
+          <w:i w:val="0"/>
+          <w:color w:val="1E293B"/>
+          <w:sz w:val="32"/>
+          <w:rFonts w:ascii="Times New Roman" w:hAnsi="Times New Roman" w:cs="Times New Roman"/>
         </w:rPr>
         <w:t>Full Stack Integration (React + Node + MongoDB)</w:t>
       </w:r>
@@ -28,10 +39,16 @@
     <w:p>
       <w:pPr>
         <w:spacing w:after="40"/>
+        <w:jc w:val="center"/>
       </w:pPr>
       <w:r>
         <w:rPr>
+          <w:rFonts w:ascii="Times New Roman" w:hAnsi="Times New Roman"/>
+          <w:b/>
+          <w:i w:val="0"/>
+          <w:color w:val="334155"/>
           <w:sz w:val="24"/>
+          <w:rFonts w:ascii="Times New Roman" w:hAnsi="Times New Roman" w:cs="Times New Roman"/>
         </w:rPr>
         <w:t>Roll No:- 24DIT021</w:t>
       </w:r>
@@ -39,10 +56,16 @@
     <w:p>
       <w:pPr>
         <w:spacing w:after="40"/>
+        <w:jc w:val="center"/>
       </w:pPr>
       <w:r>
         <w:rPr>
-          <w:sz w:val="24"/>
+          <w:rFonts w:ascii="Times New Roman" w:hAnsi="Times New Roman"/>
+          <w:b w:val="0"/>
+          <w:i w:val="0"/>
+          <w:color w:val="334155"/>
+          <w:sz w:val="22"/>
+          <w:rFonts w:ascii="Times New Roman" w:hAnsi="Times New Roman" w:cs="Times New Roman"/>
         </w:rPr>
         <w:t>Subject: Advanced Web Development Frameworks (ITUE301)</w:t>
       </w:r>
@@ -50,10 +73,16 @@
     <w:p>
       <w:pPr>
         <w:spacing w:after="40"/>
+        <w:jc w:val="center"/>
       </w:pPr>
       <w:r>
         <w:rPr>
-          <w:sz w:val="24"/>
+          <w:rFonts w:ascii="Times New Roman" w:hAnsi="Times New Roman"/>
+          <w:b w:val="0"/>
+          <w:i w:val="0"/>
+          <w:color w:val="334155"/>
+          <w:sz w:val="22"/>
+          <w:rFonts w:ascii="Times New Roman" w:hAnsi="Times New Roman" w:cs="Times New Roman"/>
         </w:rPr>
         <w:t>Semester: 5th Semester B.Tech Information Technology</w:t>
       </w:r>
@@ -61,360 +90,581 @@
     <w:p>
       <w:pPr>
         <w:spacing w:after="40"/>
+        <w:jc w:val="center"/>
       </w:pPr>
       <w:r>
         <w:rPr>
-          <w:sz w:val="24"/>
+          <w:rFonts w:ascii="Times New Roman" w:hAnsi="Times New Roman"/>
+          <w:b w:val="0"/>
+          <w:i w:val="0"/>
+          <w:color w:val="334155"/>
+          <w:sz w:val="22"/>
+          <w:rFonts w:ascii="Times New Roman" w:hAnsi="Times New Roman" w:cs="Times New Roman"/>
         </w:rPr>
         <w:t>Faculty of Technology and Engineering, CHARUSAT</w:t>
       </w:r>
     </w:p>
     <w:p>
       <w:pPr>
-        <w:spacing w:after="160"/>
+        <w:spacing w:after="120"/>
       </w:pPr>
     </w:p>
     <w:p>
       <w:pPr>
-        <w:spacing w:before="280" w:after="120"/>
+        <w:spacing w:before="240" w:after="80"/>
       </w:pPr>
       <w:r>
         <w:rPr>
+          <w:rFonts w:ascii="Times New Roman" w:hAnsi="Times New Roman"/>
           <w:b/>
-          <w:sz w:val="40"/>
+          <w:i w:val="0"/>
+          <w:color w:val="0F172A"/>
+          <w:sz w:val="32"/>
+          <w:rFonts w:ascii="Times New Roman" w:hAnsi="Times New Roman" w:cs="Times New Roman"/>
         </w:rPr>
         <w:t>1. Problem Statement</w:t>
       </w:r>
     </w:p>
     <w:p>
       <w:pPr>
-        <w:spacing w:after="120" w:line="276" w:lineRule="auto"/>
+        <w:spacing w:after="80" w:line="276" w:lineRule="auto"/>
       </w:pPr>
       <w:r>
         <w:rPr>
+          <w:rFonts w:ascii="Times New Roman" w:hAnsi="Times New Roman"/>
+          <w:b w:val="0"/>
+          <w:i w:val="0"/>
+          <w:color w:val="1E293B"/>
           <w:sz w:val="22"/>
+          <w:rFonts w:ascii="Times New Roman" w:hAnsi="Times New Roman" w:cs="Times New Roman"/>
         </w:rPr>
         <w:t>Wire the React frontend to the Node/Express/MongoDB backend into a functional full-stack application. Enable CORS on Express, configure a centralized API client, implement live state synchronization, optimistic UI updates, delete confirmation dialogs, and toast notifications.</w:t>
       </w:r>
     </w:p>
     <w:p>
       <w:pPr>
-        <w:spacing w:before="280" w:after="120"/>
+        <w:spacing w:before="240" w:after="80"/>
       </w:pPr>
       <w:r>
         <w:rPr>
+          <w:rFonts w:ascii="Times New Roman" w:hAnsi="Times New Roman"/>
           <w:b/>
-          <w:sz w:val="40"/>
+          <w:i w:val="0"/>
+          <w:color w:val="0F172A"/>
+          <w:sz w:val="32"/>
+          <w:rFonts w:ascii="Times New Roman" w:hAnsi="Times New Roman" w:cs="Times New Roman"/>
         </w:rPr>
         <w:t>2. Objective</w:t>
       </w:r>
     </w:p>
     <w:p>
       <w:pPr>
-        <w:spacing w:after="120" w:line="276" w:lineRule="auto"/>
+        <w:spacing w:after="80" w:line="276" w:lineRule="auto"/>
       </w:pPr>
       <w:r>
         <w:rPr>
+          <w:rFonts w:ascii="Times New Roman" w:hAnsi="Times New Roman"/>
+          <w:b w:val="0"/>
+          <w:i w:val="0"/>
+          <w:color w:val="1E293B"/>
           <w:sz w:val="22"/>
+          <w:rFonts w:ascii="Times New Roman" w:hAnsi="Times New Roman" w:cs="Times New Roman"/>
         </w:rPr>
         <w:t>To connect a decoupled React client to an Express/MongoDB backend, solve cross-origin security constraints, and manage synchronous and asynchronous state across the full web stack.</w:t>
       </w:r>
     </w:p>
     <w:p>
       <w:pPr>
-        <w:spacing w:before="280" w:after="120"/>
+        <w:spacing w:before="240" w:after="80"/>
       </w:pPr>
       <w:r>
         <w:rPr>
+          <w:rFonts w:ascii="Times New Roman" w:hAnsi="Times New Roman"/>
           <w:b/>
-          <w:sz w:val="40"/>
+          <w:i w:val="0"/>
+          <w:color w:val="0F172A"/>
+          <w:sz w:val="32"/>
+          <w:rFonts w:ascii="Times New Roman" w:hAnsi="Times New Roman" w:cs="Times New Roman"/>
         </w:rPr>
         <w:t>3. Theory / Concepts Used</w:t>
       </w:r>
     </w:p>
     <w:p>
       <w:pPr>
-        <w:pStyle w:val="ListParagraph"/>
+        <w:pStyle w:val="ListBullet"/>
         <w:spacing w:after="60" w:line="276" w:lineRule="auto"/>
       </w:pPr>
       <w:r>
         <w:rPr>
+          <w:rFonts w:ascii="Times New Roman" w:hAnsi="Times New Roman"/>
+          <w:b w:val="0"/>
+          <w:i w:val="0"/>
+          <w:color w:val="1E293B"/>
           <w:sz w:val="22"/>
+          <w:rFonts w:ascii="Times New Roman" w:hAnsi="Times New Roman" w:cs="Times New Roman"/>
         </w:rPr>
         <w:t>CORS (Cross-Origin Resource Sharing) is a browser security mechanism requiring explicit server approval headers for requests from a different origin (e.g. port 5173 to port 5000).</w:t>
       </w:r>
     </w:p>
     <w:p>
       <w:pPr>
-        <w:pStyle w:val="ListParagraph"/>
+        <w:pStyle w:val="ListBullet"/>
         <w:spacing w:after="60" w:line="276" w:lineRule="auto"/>
       </w:pPr>
       <w:r>
         <w:rPr>
+          <w:rFonts w:ascii="Times New Roman" w:hAnsi="Times New Roman"/>
+          <w:b w:val="0"/>
+          <w:i w:val="0"/>
+          <w:color w:val="1E293B"/>
           <w:sz w:val="22"/>
+          <w:rFonts w:ascii="Times New Roman" w:hAnsi="Times New Roman" w:cs="Times New Roman"/>
         </w:rPr>
         <w:t>Centralized API modules abstract HTTP request configuration, bearer token injection, and unified error handling away from UI components.</w:t>
       </w:r>
     </w:p>
     <w:p>
       <w:pPr>
-        <w:pStyle w:val="ListParagraph"/>
+        <w:pStyle w:val="ListBullet"/>
         <w:spacing w:after="60" w:line="276" w:lineRule="auto"/>
       </w:pPr>
       <w:r>
         <w:rPr>
+          <w:rFonts w:ascii="Times New Roman" w:hAnsi="Times New Roman"/>
+          <w:b w:val="0"/>
+          <w:i w:val="0"/>
+          <w:color w:val="1E293B"/>
           <w:sz w:val="22"/>
+          <w:rFonts w:ascii="Times New Roman" w:hAnsi="Times New Roman" w:cs="Times New Roman"/>
         </w:rPr>
         <w:t>State synchronization ensures UI state re-fetches or reflects confirmed server responses immediately after write operations.</w:t>
       </w:r>
     </w:p>
     <w:p>
       <w:pPr>
-        <w:pStyle w:val="ListParagraph"/>
+        <w:pStyle w:val="ListBullet"/>
         <w:spacing w:after="60" w:line="276" w:lineRule="auto"/>
       </w:pPr>
       <w:r>
         <w:rPr>
+          <w:rFonts w:ascii="Times New Roman" w:hAnsi="Times New Roman"/>
+          <w:b w:val="0"/>
+          <w:i w:val="0"/>
+          <w:color w:val="1E293B"/>
           <w:sz w:val="22"/>
+          <w:rFonts w:ascii="Times New Roman" w:hAnsi="Times New Roman" w:cs="Times New Roman"/>
         </w:rPr>
         <w:t>Optimistic UI updates render expected changes immediately in the browser to improve perceived responsiveness, rolling back if the server write fails.</w:t>
       </w:r>
     </w:p>
     <w:p>
       <w:pPr>
-        <w:spacing w:before="280" w:after="120"/>
+        <w:spacing w:before="240" w:after="80"/>
       </w:pPr>
       <w:r>
         <w:rPr>
+          <w:rFonts w:ascii="Times New Roman" w:hAnsi="Times New Roman"/>
           <w:b/>
-          <w:sz w:val="40"/>
+          <w:i w:val="0"/>
+          <w:color w:val="0F172A"/>
+          <w:sz w:val="32"/>
+          <w:rFonts w:ascii="Times New Roman" w:hAnsi="Times New Roman" w:cs="Times New Roman"/>
         </w:rPr>
         <w:t>4. Solution Approach</w:t>
       </w:r>
     </w:p>
     <w:p>
       <w:pPr>
-        <w:pStyle w:val="ListParagraph"/>
+        <w:pStyle w:val="ListNumber"/>
         <w:spacing w:after="60" w:line="276" w:lineRule="auto"/>
       </w:pPr>
       <w:r>
         <w:rPr>
+          <w:rFonts w:ascii="Times New Roman" w:hAnsi="Times New Roman"/>
+          <w:b w:val="0"/>
+          <w:i w:val="0"/>
+          <w:color w:val="1E293B"/>
           <w:sz w:val="22"/>
+          <w:rFonts w:ascii="Times New Roman" w:hAnsi="Times New Roman" w:cs="Times New Roman"/>
         </w:rPr>
         <w:t>Install and enable cors on Express backend: app.use(cors()).</w:t>
       </w:r>
     </w:p>
     <w:p>
       <w:pPr>
-        <w:pStyle w:val="ListParagraph"/>
+        <w:pStyle w:val="ListNumber"/>
         <w:spacing w:after="60" w:line="276" w:lineRule="auto"/>
       </w:pPr>
       <w:r>
         <w:rPr>
+          <w:rFonts w:ascii="Times New Roman" w:hAnsi="Times New Roman"/>
+          <w:b w:val="0"/>
+          <w:i w:val="0"/>
+          <w:color w:val="1E293B"/>
           <w:sz w:val="22"/>
+          <w:rFonts w:ascii="Times New Roman" w:hAnsi="Times New Roman" w:cs="Times New Roman"/>
         </w:rPr>
         <w:t>Create centralized api.js in React frontend with configurable BASE_URL.</w:t>
       </w:r>
     </w:p>
     <w:p>
       <w:pPr>
-        <w:pStyle w:val="ListParagraph"/>
+        <w:pStyle w:val="ListNumber"/>
         <w:spacing w:after="60" w:line="276" w:lineRule="auto"/>
       </w:pPr>
       <w:r>
         <w:rPr>
+          <w:rFonts w:ascii="Times New Roman" w:hAnsi="Times New Roman"/>
+          <w:b w:val="0"/>
+          <w:i w:val="0"/>
+          <w:color w:val="1E293B"/>
           <w:sz w:val="22"/>
+          <w:rFonts w:ascii="Times New Roman" w:hAnsi="Times New Roman" w:cs="Times New Roman"/>
         </w:rPr>
         <w:t>Build complete task dashboard in Tasks.jsx with task list, create form, and edit modal.</w:t>
       </w:r>
     </w:p>
     <w:p>
       <w:pPr>
-        <w:pStyle w:val="ListParagraph"/>
+        <w:pStyle w:val="ListNumber"/>
         <w:spacing w:after="60" w:line="276" w:lineRule="auto"/>
       </w:pPr>
       <w:r>
         <w:rPr>
+          <w:rFonts w:ascii="Times New Roman" w:hAnsi="Times New Roman"/>
+          <w:b w:val="0"/>
+          <w:i w:val="0"/>
+          <w:color w:val="1E293B"/>
           <w:sz w:val="22"/>
+          <w:rFonts w:ascii="Times New Roman" w:hAnsi="Times New Roman" w:cs="Times New Roman"/>
         </w:rPr>
         <w:t>Implement optimistic UI rendering for task creation with tempId and error rollback.</w:t>
       </w:r>
     </w:p>
     <w:p>
       <w:pPr>
-        <w:pStyle w:val="ListParagraph"/>
+        <w:pStyle w:val="ListNumber"/>
         <w:spacing w:after="60" w:line="276" w:lineRule="auto"/>
       </w:pPr>
       <w:r>
         <w:rPr>
+          <w:rFonts w:ascii="Times New Roman" w:hAnsi="Times New Roman"/>
+          <w:b w:val="0"/>
+          <w:i w:val="0"/>
+          <w:color w:val="1E293B"/>
           <w:sz w:val="22"/>
+          <w:rFonts w:ascii="Times New Roman" w:hAnsi="Times New Roman" w:cs="Times New Roman"/>
         </w:rPr>
         <w:t>Implement ConfirmModal component to prevent accidental task deletion.</w:t>
       </w:r>
     </w:p>
     <w:p>
       <w:pPr>
-        <w:pStyle w:val="ListParagraph"/>
+        <w:pStyle w:val="ListNumber"/>
         <w:spacing w:after="60" w:line="276" w:lineRule="auto"/>
       </w:pPr>
       <w:r>
         <w:rPr>
+          <w:rFonts w:ascii="Times New Roman" w:hAnsi="Times New Roman"/>
+          <w:b w:val="0"/>
+          <w:i w:val="0"/>
+          <w:color w:val="1E293B"/>
           <w:sz w:val="22"/>
+          <w:rFonts w:ascii="Times New Roman" w:hAnsi="Times New Roman" w:cs="Times New Roman"/>
         </w:rPr>
         <w:t>Create ToastContext providing non-blocking success, error, and info alerts.</w:t>
       </w:r>
     </w:p>
     <w:p>
       <w:pPr>
-        <w:spacing w:before="280" w:after="120"/>
+        <w:spacing w:before="240" w:after="80"/>
       </w:pPr>
       <w:r>
         <w:rPr>
+          <w:rFonts w:ascii="Times New Roman" w:hAnsi="Times New Roman"/>
           <w:b/>
-          <w:sz w:val="40"/>
+          <w:i w:val="0"/>
+          <w:color w:val="0F172A"/>
+          <w:sz w:val="32"/>
+          <w:rFonts w:ascii="Times New Roman" w:hAnsi="Times New Roman" w:cs="Times New Roman"/>
         </w:rPr>
         <w:t>5. Architecture and Workflow Diagram</w:t>
       </w:r>
     </w:p>
+    <w:tbl>
+      <w:tblPr>
+        <w:tblW w:type="auto" w:w="0"/>
+        <w:jc w:val="center"/>
+        <w:tblLayout w:type="fixed"/>
+        <w:tblLook w:firstColumn="1" w:firstRow="1" w:lastColumn="0" w:lastRow="0" w:noHBand="0" w:noVBand="1" w:val="04A0"/>
+      </w:tblPr>
+      <w:tblGrid>
+        <w:gridCol w:w="10080"/>
+      </w:tblGrid>
+      <w:tr>
+        <w:tc>
+          <w:tcPr>
+            <w:tcW w:type="dxa" w:w="9792"/>
+            <w:shd w:fill="F8FAFC"/>
+            <w:tcBorders>
+              <w:top w:val="single" w:sz="4" w:space="0" w:color="E2E8F0"/>
+              <w:left w:val="single" w:sz="12" w:space="0" w:color="3B82F6"/>
+              <w:bottom w:val="single" w:sz="4" w:space="0" w:color="E2E8F0"/>
+              <w:right w:val="single" w:sz="4" w:space="0" w:color="E2E8F0"/>
+            </w:tcBorders>
+            <w:tcMar>
+              <w:top w:w="120" w:type="dxa"/>
+              <w:bottom w:w="120" w:type="dxa"/>
+              <w:left w:w="160" w:type="dxa"/>
+              <w:right w:w="160" w:type="dxa"/>
+            </w:tcMar>
+          </w:tcPr>
+          <w:p>
+            <w:pPr>
+              <w:spacing w:before="40" w:after="40" w:line="252" w:lineRule="auto"/>
+            </w:pPr>
+            <w:r>
+              <w:rPr>
+                <w:rFonts w:ascii="Consolas" w:hAnsi="Consolas"/>
+                <w:b w:val="0"/>
+                <w:i w:val="0"/>
+                <w:color w:val="1E293B"/>
+                <w:sz w:val="18"/>
+                <w:rFonts w:ascii="Consolas" w:hAnsi="Consolas" w:cs="Consolas"/>
+              </w:rPr>
+              <w:t>React Frontend (http://localhost:5173)</w:t>
+              <w:br/>
+              <w:t xml:space="preserve">       |</w:t>
+              <w:br/>
+              <w:t xml:space="preserve">       | fetch / Axios (JSON over HTTP)</w:t>
+              <w:br/>
+              <w:t xml:space="preserve">       v</w:t>
+              <w:br/>
+              <w:t>Express Backend (http://localhost:5000) [CORS Enabled]</w:t>
+              <w:br/>
+              <w:t xml:space="preserve">       |</w:t>
+              <w:br/>
+              <w:t xml:space="preserve">       v</w:t>
+              <w:br/>
+              <w:t xml:space="preserve"> Mongoose ODM</w:t>
+              <w:br/>
+              <w:t xml:space="preserve">       |</w:t>
+              <w:br/>
+              <w:t xml:space="preserve">       v</w:t>
+              <w:br/>
+              <w:t>MongoDB Database (mongodb://localhost:27017/taskManagerDB)</w:t>
+            </w:r>
+          </w:p>
+        </w:tc>
+      </w:tr>
+    </w:tbl>
     <w:p>
       <w:pPr>
-        <w:spacing w:before="80" w:after="120"/>
-        <w:ind w:left="288"/>
+        <w:spacing w:after="80"/>
+      </w:pPr>
+    </w:p>
+    <w:p>
+      <w:pPr>
+        <w:spacing w:before="240" w:after="80"/>
       </w:pPr>
       <w:r>
         <w:rPr>
-          <w:rFonts w:ascii="Consolas" w:hAnsi="Consolas"/>
-          <w:color w:val="1E293B"/>
-          <w:sz w:val="19"/>
-        </w:rPr>
-        <w:t>React Frontend (http://localhost:5173)</w:t>
-        <w:br/>
-        <w:t xml:space="preserve">       |</w:t>
-        <w:br/>
-        <w:t xml:space="preserve">       | fetch / Axios (JSON over HTTP)</w:t>
-        <w:br/>
-        <w:t xml:space="preserve">       v</w:t>
-        <w:br/>
-        <w:t>Express Backend (http://localhost:5000) [CORS Enabled]</w:t>
-        <w:br/>
-        <w:t xml:space="preserve">       |</w:t>
-        <w:br/>
-        <w:t xml:space="preserve">       v</w:t>
-        <w:br/>
-        <w:t xml:space="preserve"> Mongoose ODM</w:t>
-        <w:br/>
-        <w:t xml:space="preserve">       |</w:t>
-        <w:br/>
-        <w:t xml:space="preserve">       v</w:t>
-        <w:br/>
-        <w:t>MongoDB Database (mongodb://localhost:27017/taskManagerDB)</w:t>
-      </w:r>
-    </w:p>
-    <w:p>
-      <w:pPr>
-        <w:spacing w:before="280" w:after="120"/>
-      </w:pPr>
-      <w:r>
-        <w:rPr>
+          <w:rFonts w:ascii="Times New Roman" w:hAnsi="Times New Roman"/>
           <w:b/>
-          <w:sz w:val="40"/>
+          <w:i w:val="0"/>
+          <w:color w:val="0F172A"/>
+          <w:sz w:val="32"/>
+          <w:rFonts w:ascii="Times New Roman" w:hAnsi="Times New Roman" w:cs="Times New Roman"/>
         </w:rPr>
         <w:t>6. Key Implementation Code Snippets</w:t>
       </w:r>
     </w:p>
     <w:p>
       <w:pPr>
-        <w:spacing w:before="200" w:after="80"/>
+        <w:spacing w:before="160" w:after="40"/>
       </w:pPr>
       <w:r>
         <w:rPr>
+          <w:rFonts w:ascii="Times New Roman" w:hAnsi="Times New Roman"/>
           <w:b/>
-          <w:sz w:val="28"/>
+          <w:i w:val="0"/>
+          <w:color w:val="1E293B"/>
+          <w:sz w:val="24"/>
+          <w:rFonts w:ascii="Times New Roman" w:hAnsi="Times New Roman" w:cs="Times New Roman"/>
         </w:rPr>
         <w:t>Source File: portfolio/src/api/api.js</w:t>
       </w:r>
     </w:p>
+    <w:tbl>
+      <w:tblPr>
+        <w:tblW w:type="auto" w:w="0"/>
+        <w:jc w:val="center"/>
+        <w:tblLayout w:type="fixed"/>
+        <w:tblLook w:firstColumn="1" w:firstRow="1" w:lastColumn="0" w:lastRow="0" w:noHBand="0" w:noVBand="1" w:val="04A0"/>
+      </w:tblPr>
+      <w:tblGrid>
+        <w:gridCol w:w="10080"/>
+      </w:tblGrid>
+      <w:tr>
+        <w:tc>
+          <w:tcPr>
+            <w:tcW w:type="dxa" w:w="9792"/>
+            <w:shd w:fill="F8FAFC"/>
+            <w:tcBorders>
+              <w:top w:val="single" w:sz="4" w:space="0" w:color="E2E8F0"/>
+              <w:left w:val="single" w:sz="12" w:space="0" w:color="3B82F6"/>
+              <w:bottom w:val="single" w:sz="4" w:space="0" w:color="E2E8F0"/>
+              <w:right w:val="single" w:sz="4" w:space="0" w:color="E2E8F0"/>
+            </w:tcBorders>
+            <w:tcMar>
+              <w:top w:w="120" w:type="dxa"/>
+              <w:bottom w:w="120" w:type="dxa"/>
+              <w:left w:w="160" w:type="dxa"/>
+              <w:right w:w="160" w:type="dxa"/>
+            </w:tcMar>
+          </w:tcPr>
+          <w:p>
+            <w:pPr>
+              <w:spacing w:before="40" w:after="40" w:line="252" w:lineRule="auto"/>
+            </w:pPr>
+            <w:r>
+              <w:rPr>
+                <w:rFonts w:ascii="Consolas" w:hAnsi="Consolas"/>
+                <w:b w:val="0"/>
+                <w:i w:val="0"/>
+                <w:color w:val="1E293B"/>
+                <w:sz w:val="18"/>
+                <w:rFonts w:ascii="Consolas" w:hAnsi="Consolas" w:cs="Consolas"/>
+              </w:rPr>
+              <w:t>export const BASE_URL = import.meta.env.VITE_API_BASE_URL || 'http://localhost:5000';</w:t>
+              <w:br/>
+              <w:br/>
+              <w:t>export const getTasks = () =&gt; request('/tasks');</w:t>
+              <w:br/>
+              <w:t>export const createTask = (taskData) =&gt; request('/tasks', { method: 'POST', body: JSON.stringify(taskData) });</w:t>
+              <w:br/>
+              <w:t>export const updateTask = (id, taskData) =&gt; request(`/tasks/${id}`, { method: 'PUT', body: JSON.stringify(taskData) });</w:t>
+              <w:br/>
+              <w:t>export const deleteTask = (id) =&gt; request(`/tasks/${id}`, { method: 'DELETE' });</w:t>
+            </w:r>
+          </w:p>
+        </w:tc>
+      </w:tr>
+    </w:tbl>
     <w:p>
       <w:pPr>
-        <w:spacing w:before="80" w:after="120"/>
-        <w:ind w:left="288"/>
+        <w:spacing w:after="80"/>
+      </w:pPr>
+    </w:p>
+    <w:p>
+      <w:pPr>
+        <w:spacing w:before="160" w:after="40"/>
       </w:pPr>
       <w:r>
         <w:rPr>
-          <w:rFonts w:ascii="Consolas" w:hAnsi="Consolas"/>
+          <w:rFonts w:ascii="Times New Roman" w:hAnsi="Times New Roman"/>
+          <w:b/>
+          <w:i w:val="0"/>
           <w:color w:val="1E293B"/>
-          <w:sz w:val="19"/>
-        </w:rPr>
-        <w:t>export const BASE_URL = import.meta.env.VITE_API_BASE_URL || 'http://localhost:5000';</w:t>
-        <w:br/>
-        <w:br/>
-        <w:t>export const getTasks = () =&gt; request('/tasks');</w:t>
-        <w:br/>
-        <w:t>export const createTask = (taskData) =&gt; request('/tasks', { method: 'POST', body: JSON.stringify(taskData) });</w:t>
-        <w:br/>
-        <w:t>export const updateTask = (id, taskData) =&gt; request(`/tasks/${id}`, { method: 'PUT', body: JSON.stringify(taskData) });</w:t>
-        <w:br/>
-        <w:t>export const deleteTask = (id) =&gt; request(`/tasks/${id}`, { method: 'DELETE' });</w:t>
-      </w:r>
-    </w:p>
-    <w:p>
-      <w:pPr>
-        <w:spacing w:before="200" w:after="80"/>
-      </w:pPr>
-      <w:r>
-        <w:rPr>
-          <w:b/>
-          <w:sz w:val="28"/>
+          <w:sz w:val="24"/>
+          <w:rFonts w:ascii="Times New Roman" w:hAnsi="Times New Roman" w:cs="Times New Roman"/>
         </w:rPr>
         <w:t>Source File: task-manager-api/server.js</w:t>
       </w:r>
     </w:p>
+    <w:tbl>
+      <w:tblPr>
+        <w:tblW w:type="auto" w:w="0"/>
+        <w:jc w:val="center"/>
+        <w:tblLayout w:type="fixed"/>
+        <w:tblLook w:firstColumn="1" w:firstRow="1" w:lastColumn="0" w:lastRow="0" w:noHBand="0" w:noVBand="1" w:val="04A0"/>
+      </w:tblPr>
+      <w:tblGrid>
+        <w:gridCol w:w="10080"/>
+      </w:tblGrid>
+      <w:tr>
+        <w:tc>
+          <w:tcPr>
+            <w:tcW w:type="dxa" w:w="9792"/>
+            <w:shd w:fill="F8FAFC"/>
+            <w:tcBorders>
+              <w:top w:val="single" w:sz="4" w:space="0" w:color="E2E8F0"/>
+              <w:left w:val="single" w:sz="12" w:space="0" w:color="3B82F6"/>
+              <w:bottom w:val="single" w:sz="4" w:space="0" w:color="E2E8F0"/>
+              <w:right w:val="single" w:sz="4" w:space="0" w:color="E2E8F0"/>
+            </w:tcBorders>
+            <w:tcMar>
+              <w:top w:w="120" w:type="dxa"/>
+              <w:bottom w:w="120" w:type="dxa"/>
+              <w:left w:w="160" w:type="dxa"/>
+              <w:right w:w="160" w:type="dxa"/>
+            </w:tcMar>
+          </w:tcPr>
+          <w:p>
+            <w:pPr>
+              <w:spacing w:before="40" w:after="40" w:line="252" w:lineRule="auto"/>
+            </w:pPr>
+            <w:r>
+              <w:rPr>
+                <w:rFonts w:ascii="Consolas" w:hAnsi="Consolas"/>
+                <w:b w:val="0"/>
+                <w:i w:val="0"/>
+                <w:color w:val="1E293B"/>
+                <w:sz w:val="18"/>
+                <w:rFonts w:ascii="Consolas" w:hAnsi="Consolas" w:cs="Consolas"/>
+              </w:rPr>
+              <w:t>app.use(cors({ origin: '*', methods: ['GET', 'POST', 'PUT', 'DELETE'], allowedHeaders: ['Content-Type', 'Authorization'] }));</w:t>
+            </w:r>
+          </w:p>
+        </w:tc>
+      </w:tr>
+    </w:tbl>
     <w:p>
       <w:pPr>
-        <w:spacing w:before="80" w:after="120"/>
-        <w:ind w:left="288"/>
+        <w:spacing w:after="80"/>
+      </w:pPr>
+    </w:p>
+    <w:p>
+      <w:pPr>
+        <w:spacing w:before="240" w:after="80"/>
       </w:pPr>
       <w:r>
         <w:rPr>
-          <w:rFonts w:ascii="Consolas" w:hAnsi="Consolas"/>
-          <w:color w:val="1E293B"/>
-          <w:sz w:val="19"/>
-        </w:rPr>
-        <w:t>app.use(cors({ origin: '*', methods: ['GET', 'POST', 'PUT', 'DELETE'], allowedHeaders: ['Content-Type', 'Authorization'] }));</w:t>
-      </w:r>
-    </w:p>
-    <w:p>
-      <w:pPr>
-        <w:spacing w:before="280" w:after="120"/>
-      </w:pPr>
-      <w:r>
-        <w:rPr>
+          <w:rFonts w:ascii="Times New Roman" w:hAnsi="Times New Roman"/>
           <w:b/>
-          <w:sz w:val="40"/>
+          <w:i w:val="0"/>
+          <w:color w:val="0F172A"/>
+          <w:sz w:val="32"/>
+          <w:rFonts w:ascii="Times New Roman" w:hAnsi="Times New Roman" w:cs="Times New Roman"/>
         </w:rPr>
         <w:t>7. Practical Execution and Evidence</w:t>
       </w:r>
     </w:p>
     <w:p>
       <w:pPr>
-        <w:spacing w:after="120" w:line="276" w:lineRule="auto"/>
+        <w:spacing w:after="80" w:line="276" w:lineRule="auto"/>
       </w:pPr>
       <w:r>
         <w:rPr>
+          <w:rFonts w:ascii="Times New Roman" w:hAnsi="Times New Roman"/>
+          <w:b w:val="0"/>
+          <w:i w:val="0"/>
+          <w:color w:val="1E293B"/>
           <w:sz w:val="22"/>
+          <w:rFonts w:ascii="Times New Roman" w:hAnsi="Times New Roman" w:cs="Times New Roman"/>
         </w:rPr>
-        <w:t>The following screenshots demonstrate the verified execution, terminal logs, and live output of the implemented solution:</w:t>
+        <w:t>The following visual evidence records demonstrate the execution, terminal logs, and live output of the implemented practical:</w:t>
       </w:r>
     </w:p>
     <w:p>
       <w:pPr>
-        <w:spacing w:before="160" w:after="80"/>
+        <w:spacing w:before="160" w:after="60"/>
         <w:jc w:val="center"/>
       </w:pPr>
       <w:r>
         <w:drawing>
           <wp:inline xmlns:a="http://schemas.openxmlformats.org/drawingml/2006/main" xmlns:pic="http://schemas.openxmlformats.org/drawingml/2006/picture">
-            <wp:extent cx="5669280" cy="3419566"/>
+            <wp:extent cx="5486400" cy="3309257"/>
             <wp:docPr id="1" name="Picture 1"/>
             <wp:cNvGraphicFramePr>
               <a:graphicFrameLocks noChangeAspect="1"/>
@@ -427,7 +677,7 @@
                     <pic:cNvPicPr/>
                   </pic:nvPicPr>
                   <pic:blipFill>
-                    <a:blip r:embed="rId9"/>
+                    <a:blip r:embed="rId11"/>
                     <a:stretch>
                       <a:fillRect/>
                     </a:stretch>
@@ -435,7 +685,7 @@
                   <pic:spPr>
                     <a:xfrm>
                       <a:off x="0" y="0"/>
-                      <a:ext cx="5669280" cy="3419566"/>
+                      <a:ext cx="5486400" cy="3309257"/>
                     </a:xfrm>
                     <a:prstGeom prst="rect"/>
                   </pic:spPr>
@@ -448,27 +698,30 @@
     </w:p>
     <w:p>
       <w:pPr>
-        <w:spacing w:after="200"/>
+        <w:spacing w:after="160"/>
         <w:jc w:val="center"/>
       </w:pPr>
       <w:r>
         <w:rPr>
+          <w:rFonts w:ascii="Times New Roman" w:hAnsi="Times New Roman"/>
+          <w:b w:val="0"/>
           <w:i/>
-          <w:color w:val="64748B"/>
+          <w:color w:val="475569"/>
           <w:sz w:val="19"/>
+          <w:rFonts w:ascii="Times New Roman" w:hAnsi="Times New Roman" w:cs="Times New Roman"/>
         </w:rPr>
         <w:t>Fig. 6.1: Full-stack React Task Management dashboard connected to Express &amp; MongoDB.</w:t>
       </w:r>
     </w:p>
     <w:p>
       <w:pPr>
-        <w:spacing w:before="160" w:after="80"/>
+        <w:spacing w:before="160" w:after="60"/>
         <w:jc w:val="center"/>
       </w:pPr>
       <w:r>
         <w:drawing>
           <wp:inline xmlns:a="http://schemas.openxmlformats.org/drawingml/2006/main" xmlns:pic="http://schemas.openxmlformats.org/drawingml/2006/picture">
-            <wp:extent cx="5669280" cy="3401568"/>
+            <wp:extent cx="5486400" cy="3291840"/>
             <wp:docPr id="2" name="Picture 2"/>
             <wp:cNvGraphicFramePr>
               <a:graphicFrameLocks noChangeAspect="1"/>
@@ -481,7 +734,7 @@
                     <pic:cNvPicPr/>
                   </pic:nvPicPr>
                   <pic:blipFill>
-                    <a:blip r:embed="rId10"/>
+                    <a:blip r:embed="rId12"/>
                     <a:stretch>
                       <a:fillRect/>
                     </a:stretch>
@@ -489,7 +742,7 @@
                   <pic:spPr>
                     <a:xfrm>
                       <a:off x="0" y="0"/>
-                      <a:ext cx="5669280" cy="3401568"/>
+                      <a:ext cx="5486400" cy="3291840"/>
                     </a:xfrm>
                     <a:prstGeom prst="rect"/>
                   </pic:spPr>
@@ -502,86 +755,117 @@
     </w:p>
     <w:p>
       <w:pPr>
-        <w:spacing w:after="200"/>
+        <w:spacing w:after="160"/>
         <w:jc w:val="center"/>
       </w:pPr>
       <w:r>
         <w:rPr>
+          <w:rFonts w:ascii="Times New Roman" w:hAnsi="Times New Roman"/>
+          <w:b w:val="0"/>
           <w:i/>
-          <w:color w:val="64748B"/>
+          <w:color w:val="475569"/>
           <w:sz w:val="19"/>
+          <w:rFonts w:ascii="Times New Roman" w:hAnsi="Times New Roman" w:cs="Times New Roman"/>
         </w:rPr>
         <w:t>Fig. 6.2: Backend terminal logs showing CORS-approved requests and live state sync.</w:t>
       </w:r>
     </w:p>
     <w:p>
       <w:pPr>
-        <w:spacing w:before="280" w:after="120"/>
+        <w:spacing w:before="240" w:after="80"/>
       </w:pPr>
       <w:r>
         <w:rPr>
+          <w:rFonts w:ascii="Times New Roman" w:hAnsi="Times New Roman"/>
           <w:b/>
-          <w:sz w:val="40"/>
+          <w:i w:val="0"/>
+          <w:color w:val="0F172A"/>
+          <w:sz w:val="32"/>
+          <w:rFonts w:ascii="Times New Roman" w:hAnsi="Times New Roman" w:cs="Times New Roman"/>
         </w:rPr>
         <w:t>8. Testing and Verification</w:t>
       </w:r>
     </w:p>
     <w:p>
       <w:pPr>
-        <w:pStyle w:val="ListParagraph"/>
+        <w:pStyle w:val="ListBullet"/>
         <w:spacing w:after="60" w:line="276" w:lineRule="auto"/>
       </w:pPr>
       <w:r>
         <w:rPr>
+          <w:rFonts w:ascii="Times New Roman" w:hAnsi="Times New Roman"/>
+          <w:b w:val="0"/>
+          <w:i w:val="0"/>
+          <w:color w:val="1E293B"/>
           <w:sz w:val="22"/>
+          <w:rFonts w:ascii="Times New Roman" w:hAnsi="Times New Roman" w:cs="Times New Roman"/>
         </w:rPr>
         <w:t>Test 1: React dev server fetches all tasks from Express on mount. [PASS]</w:t>
       </w:r>
     </w:p>
     <w:p>
       <w:pPr>
-        <w:pStyle w:val="ListParagraph"/>
+        <w:pStyle w:val="ListBullet"/>
         <w:spacing w:after="60" w:line="276" w:lineRule="auto"/>
       </w:pPr>
       <w:r>
         <w:rPr>
+          <w:rFonts w:ascii="Times New Roman" w:hAnsi="Times New Roman"/>
+          <w:b w:val="0"/>
+          <w:i w:val="0"/>
+          <w:color w:val="1E293B"/>
           <w:sz w:val="22"/>
+          <w:rFonts w:ascii="Times New Roman" w:hAnsi="Times New Roman" w:cs="Times New Roman"/>
         </w:rPr>
         <w:t>Test 2: Creating a task updates local state optimistically and persists in MongoDB. [PASS]</w:t>
       </w:r>
     </w:p>
     <w:p>
       <w:pPr>
-        <w:pStyle w:val="ListParagraph"/>
+        <w:pStyle w:val="ListBullet"/>
         <w:spacing w:after="60" w:line="276" w:lineRule="auto"/>
       </w:pPr>
       <w:r>
         <w:rPr>
+          <w:rFonts w:ascii="Times New Roman" w:hAnsi="Times New Roman"/>
+          <w:b w:val="0"/>
+          <w:i w:val="0"/>
+          <w:color w:val="1E293B"/>
           <w:sz w:val="22"/>
+          <w:rFonts w:ascii="Times New Roman" w:hAnsi="Times New Roman" w:cs="Times New Roman"/>
         </w:rPr>
         <w:t>Test 3: Editing a task updates database and re-renders updated priority badge. [PASS]</w:t>
       </w:r>
     </w:p>
     <w:p>
       <w:pPr>
-        <w:pStyle w:val="ListParagraph"/>
+        <w:pStyle w:val="ListBullet"/>
         <w:spacing w:after="60" w:line="276" w:lineRule="auto"/>
       </w:pPr>
       <w:r>
         <w:rPr>
+          <w:rFonts w:ascii="Times New Roman" w:hAnsi="Times New Roman"/>
+          <w:b w:val="0"/>
+          <w:i w:val="0"/>
+          <w:color w:val="1E293B"/>
           <w:sz w:val="22"/>
+          <w:rFonts w:ascii="Times New Roman" w:hAnsi="Times New Roman" w:cs="Times New Roman"/>
         </w:rPr>
         <w:t>Test 4: Deleting a task opens ConfirmModal and removes record on confirmation. [PASS]</w:t>
       </w:r>
     </w:p>
     <w:p>
       <w:pPr>
-        <w:spacing w:before="280" w:after="120"/>
+        <w:spacing w:before="240" w:after="80"/>
       </w:pPr>
       <w:r>
         <w:rPr>
+          <w:rFonts w:ascii="Times New Roman" w:hAnsi="Times New Roman"/>
           <w:b/>
-          <w:sz w:val="40"/>
+          <w:i w:val="0"/>
+          <w:color w:val="0F172A"/>
+          <w:sz w:val="32"/>
+          <w:rFonts w:ascii="Times New Roman" w:hAnsi="Times New Roman" w:cs="Times New Roman"/>
         </w:rPr>
         <w:t>9. Key Questions and Answers (Viva Preparation)</w:t>
       </w:r>
@@ -592,21 +876,30 @@
       </w:pPr>
       <w:r>
         <w:rPr>
+          <w:rFonts w:ascii="Times New Roman" w:hAnsi="Times New Roman"/>
           <w:b/>
+          <w:i w:val="0"/>
+          <w:color w:val="0F172A"/>
           <w:sz w:val="22"/>
+          <w:rFonts w:ascii="Times New Roman" w:hAnsi="Times New Roman" w:cs="Times New Roman"/>
         </w:rPr>
-        <w:t>Q: What changes are required on the backend (CORS) to allow React on port 5173 to call Express on port 5000?</w:t>
+        <w:t>Q1. What changes are required on the backend (CORS) to allow React on port 5173 to call Express on port 5000?</w:t>
       </w:r>
     </w:p>
     <w:p>
       <w:pPr>
-        <w:spacing w:after="120"/>
+        <w:spacing w:after="120" w:line="276" w:lineRule="auto"/>
       </w:pPr>
       <w:r>
         <w:rPr>
+          <w:rFonts w:ascii="Times New Roman" w:hAnsi="Times New Roman"/>
+          <w:b w:val="0"/>
+          <w:i w:val="0"/>
+          <w:color w:val="334155"/>
           <w:sz w:val="22"/>
+          <w:rFonts w:ascii="Times New Roman" w:hAnsi="Times New Roman" w:cs="Times New Roman"/>
         </w:rPr>
-        <w:t>A: Browsers block cross-origin requests by default. The backend must configure CORS middleware to send 'Access-Control-Allow-Origin: *' or explicit origin headers during preflight OPTIONS checks.</w:t>
+        <w:t>Ans: Browsers block cross-origin requests by default. The backend must configure CORS middleware to send 'Access-Control-Allow-Origin: *' or explicit origin headers during preflight OPTIONS checks.</w:t>
       </w:r>
     </w:p>
     <w:p>
@@ -615,21 +908,30 @@
       </w:pPr>
       <w:r>
         <w:rPr>
+          <w:rFonts w:ascii="Times New Roman" w:hAnsi="Times New Roman"/>
           <w:b/>
+          <w:i w:val="0"/>
+          <w:color w:val="0F172A"/>
           <w:sz w:val="22"/>
+          <w:rFonts w:ascii="Times New Roman" w:hAnsi="Times New Roman" w:cs="Times New Roman"/>
         </w:rPr>
-        <w:t>Q: Why should the UI re-fetch or synchronize state after a successful POST/PUT/DELETE instead of assuming success silently?</w:t>
+        <w:t>Q2. Why should the UI re-fetch or synchronize state after a successful POST/PUT/DELETE instead of assuming success silently?</w:t>
       </w:r>
     </w:p>
     <w:p>
       <w:pPr>
-        <w:spacing w:after="120"/>
+        <w:spacing w:after="120" w:line="276" w:lineRule="auto"/>
       </w:pPr>
       <w:r>
         <w:rPr>
+          <w:rFonts w:ascii="Times New Roman" w:hAnsi="Times New Roman"/>
+          <w:b w:val="0"/>
+          <w:i w:val="0"/>
+          <w:color w:val="334155"/>
           <w:sz w:val="22"/>
+          <w:rFonts w:ascii="Times New Roman" w:hAnsi="Times New Roman" w:cs="Times New Roman"/>
         </w:rPr>
-        <w:t>A: Silent assumptions can mask database validation rejections, trigger desynchronization, and show phantom data that disappears on browser refresh.</w:t>
+        <w:t>Ans: Silent assumptions can mask database validation rejections, trigger desynchronization, and show phantom data that disappears on browser refresh.</w:t>
       </w:r>
     </w:p>
     <w:p>
@@ -638,153 +940,14 @@
       </w:pPr>
       <w:r>
         <w:rPr>
+          <w:rFonts w:ascii="Times New Roman" w:hAnsi="Times New Roman"/>
           <w:b/>
+          <w:i w:val="0"/>
+          <w:color w:val="0F172A"/>
           <w:sz w:val="22"/>
+          <w:rFonts w:ascii="Times New Roman" w:hAnsi="Times New Roman" w:cs="Times New Roman"/>
         </w:rPr>
-        <w:t>Q: What is optimistic UI and what happens when the backend request fails?</w:t>
-      </w:r>
-    </w:p>
-    <w:p>
-      <w:pPr>
-        <w:spacing w:after="120"/>
-      </w:pPr>
-      <w:r>
-        <w:rPr>
-          <w:sz w:val="22"/>
-        </w:rPr>
-        <w:t>A: Optimistic UI renders changes immediately in local state before server confirmation. If the request fails, the component catches the error, rolls back local state to the previous snapshot, and alerts the user.</w:t>
-      </w:r>
-    </w:p>
-    <w:p>
-      <w:pPr>
-        <w:spacing w:before="280" w:after="120"/>
-      </w:pPr>
-      <w:r>
-        <w:rPr>
-          <w:b/>
-          <w:sz w:val="40"/>
-        </w:rPr>
-        <w:t>10. Common Errors and Troubleshooting Guide</w:t>
-      </w:r>
-    </w:p>
-    <w:p>
-      <w:pPr>
-        <w:pStyle w:val="ListParagraph"/>
-        <w:spacing w:after="60" w:line="276" w:lineRule="auto"/>
-      </w:pPr>
-      <w:r>
-        <w:rPr>
-          <w:sz w:val="22"/>
-        </w:rPr>
-        <w:t>Issue: CORS error in browser console</w:t>
-      </w:r>
-    </w:p>
-    <w:p>
-      <w:pPr>
-        <w:pStyle w:val="ListParagraph"/>
-        <w:spacing w:after="60" w:line="276" w:lineRule="auto"/>
-      </w:pPr>
-      <w:r>
-        <w:rPr>
-          <w:sz w:val="22"/>
-        </w:rPr>
-        <w:t xml:space="preserve">  • Likely Cause: cors middleware missing or registered after routes</w:t>
-      </w:r>
-    </w:p>
-    <w:p>
-      <w:pPr>
-        <w:pStyle w:val="ListParagraph"/>
-        <w:spacing w:after="60" w:line="276" w:lineRule="auto"/>
-      </w:pPr>
-      <w:r>
-        <w:rPr>
-          <w:sz w:val="22"/>
-        </w:rPr>
-        <w:t xml:space="preserve">  • Resolution / Fix: Install cors and register app.use(cors()) at top of server.js.</w:t>
-      </w:r>
-    </w:p>
-    <w:p>
-      <w:pPr>
-        <w:pStyle w:val="ListParagraph"/>
-        <w:spacing w:after="60" w:line="276" w:lineRule="auto"/>
-      </w:pPr>
-      <w:r>
-        <w:rPr>
-          <w:sz w:val="22"/>
-        </w:rPr>
-        <w:t>Issue: Fetch failed / Network error</w:t>
-      </w:r>
-    </w:p>
-    <w:p>
-      <w:pPr>
-        <w:pStyle w:val="ListParagraph"/>
-        <w:spacing w:after="60" w:line="276" w:lineRule="auto"/>
-      </w:pPr>
-      <w:r>
-        <w:rPr>
-          <w:sz w:val="22"/>
-        </w:rPr>
-        <w:t xml:space="preserve">  • Likely Cause: Backend server not running or port conflict</w:t>
-      </w:r>
-    </w:p>
-    <w:p>
-      <w:pPr>
-        <w:pStyle w:val="ListParagraph"/>
-        <w:spacing w:after="60" w:line="276" w:lineRule="auto"/>
-      </w:pPr>
-      <w:r>
-        <w:rPr>
-          <w:sz w:val="22"/>
-        </w:rPr>
-        <w:t xml:space="preserve">  • Resolution / Fix: Ensure Express is running on port 5000 before loading frontend.</w:t>
-      </w:r>
-    </w:p>
-    <w:p>
-      <w:pPr>
-        <w:pStyle w:val="ListParagraph"/>
-        <w:spacing w:after="60" w:line="276" w:lineRule="auto"/>
-      </w:pPr>
-      <w:r>
-        <w:rPr>
-          <w:sz w:val="22"/>
-        </w:rPr>
-        <w:t>Issue: Data disappears after browser refresh</w:t>
-      </w:r>
-    </w:p>
-    <w:p>
-      <w:pPr>
-        <w:pStyle w:val="ListParagraph"/>
-        <w:spacing w:after="60" w:line="276" w:lineRule="auto"/>
-      </w:pPr>
-      <w:r>
-        <w:rPr>
-          <w:sz w:val="22"/>
-        </w:rPr>
-        <w:t xml:space="preserve">  • Likely Cause: Still reading from local component state</w:t>
-      </w:r>
-    </w:p>
-    <w:p>
-      <w:pPr>
-        <w:pStyle w:val="ListParagraph"/>
-        <w:spacing w:after="60" w:line="276" w:lineRule="auto"/>
-      </w:pPr>
-      <w:r>
-        <w:rPr>
-          <w:sz w:val="22"/>
-        </w:rPr>
-        <w:t xml:space="preserve">  • Resolution / Fix: Confirm useEffect calls getTasks() on mount and populates state from backend response.</w:t>
-      </w:r>
-    </w:p>
-    <w:p>
-      <w:pPr>
-        <w:spacing w:before="280" w:after="120"/>
-      </w:pPr>
-      <w:r>
-        <w:rPr>
-          <w:b/>
-          <w:sz w:val="40"/>
-        </w:rPr>
-        <w:t>11. Learning Outcome</w:t>
+        <w:t>Q3. What is optimistic UI and what happens when the backend request fails?</w:t>
       </w:r>
     </w:p>
     <w:p>
@@ -793,42 +956,305 @@
       </w:pPr>
       <w:r>
         <w:rPr>
+          <w:rFonts w:ascii="Times New Roman" w:hAnsi="Times New Roman"/>
+          <w:b w:val="0"/>
+          <w:i w:val="0"/>
+          <w:color w:val="334155"/>
           <w:sz w:val="22"/>
+          <w:rFonts w:ascii="Times New Roman" w:hAnsi="Times New Roman" w:cs="Times New Roman"/>
+        </w:rPr>
+        <w:t>Ans: Optimistic UI renders changes immediately in local state before server confirmation. If the request fails, the component catches the error, rolls back local state to the previous snapshot, and alerts the user.</w:t>
+      </w:r>
+    </w:p>
+    <w:p>
+      <w:pPr>
+        <w:spacing w:before="240" w:after="80"/>
+      </w:pPr>
+      <w:r>
+        <w:rPr>
+          <w:rFonts w:ascii="Times New Roman" w:hAnsi="Times New Roman"/>
+          <w:b/>
+          <w:i w:val="0"/>
+          <w:color w:val="0F172A"/>
+          <w:sz w:val="32"/>
+          <w:rFonts w:ascii="Times New Roman" w:hAnsi="Times New Roman" w:cs="Times New Roman"/>
+        </w:rPr>
+        <w:t>10. Common Errors and Troubleshooting Guide</w:t>
+      </w:r>
+    </w:p>
+    <w:p>
+      <w:pPr>
+        <w:pStyle w:val="ListBullet"/>
+        <w:spacing w:after="60" w:line="276" w:lineRule="auto"/>
+      </w:pPr>
+      <w:r>
+        <w:rPr>
+          <w:rFonts w:ascii="Times New Roman" w:hAnsi="Times New Roman"/>
+          <w:b w:val="0"/>
+          <w:i w:val="0"/>
+          <w:color w:val="1E293B"/>
+          <w:sz w:val="22"/>
+          <w:rFonts w:ascii="Times New Roman" w:hAnsi="Times New Roman" w:cs="Times New Roman"/>
+        </w:rPr>
+        <w:t>Issue: CORS error in browser console</w:t>
+      </w:r>
+    </w:p>
+    <w:p>
+      <w:pPr>
+        <w:pStyle w:val="ListBullet"/>
+        <w:spacing w:after="60" w:line="276" w:lineRule="auto"/>
+      </w:pPr>
+      <w:r>
+        <w:rPr>
+          <w:rFonts w:ascii="Times New Roman" w:hAnsi="Times New Roman"/>
+          <w:b w:val="0"/>
+          <w:i w:val="0"/>
+          <w:color w:val="1E293B"/>
+          <w:sz w:val="22"/>
+          <w:rFonts w:ascii="Times New Roman" w:hAnsi="Times New Roman" w:cs="Times New Roman"/>
+        </w:rPr>
+        <w:t xml:space="preserve">  • Likely Cause: cors middleware missing or registered after routes</w:t>
+      </w:r>
+    </w:p>
+    <w:p>
+      <w:pPr>
+        <w:pStyle w:val="ListBullet"/>
+        <w:spacing w:after="60" w:line="276" w:lineRule="auto"/>
+      </w:pPr>
+      <w:r>
+        <w:rPr>
+          <w:rFonts w:ascii="Times New Roman" w:hAnsi="Times New Roman"/>
+          <w:b w:val="0"/>
+          <w:i w:val="0"/>
+          <w:color w:val="1E293B"/>
+          <w:sz w:val="22"/>
+          <w:rFonts w:ascii="Times New Roman" w:hAnsi="Times New Roman" w:cs="Times New Roman"/>
+        </w:rPr>
+        <w:t xml:space="preserve">  • Resolution / Fix: Install cors and register app.use(cors()) at top of server.js.</w:t>
+      </w:r>
+    </w:p>
+    <w:p>
+      <w:pPr>
+        <w:pStyle w:val="ListBullet"/>
+        <w:spacing w:after="60" w:line="276" w:lineRule="auto"/>
+      </w:pPr>
+      <w:r>
+        <w:rPr>
+          <w:rFonts w:ascii="Times New Roman" w:hAnsi="Times New Roman"/>
+          <w:b w:val="0"/>
+          <w:i w:val="0"/>
+          <w:color w:val="1E293B"/>
+          <w:sz w:val="22"/>
+          <w:rFonts w:ascii="Times New Roman" w:hAnsi="Times New Roman" w:cs="Times New Roman"/>
+        </w:rPr>
+        <w:t>Issue: Fetch failed / Network error</w:t>
+      </w:r>
+    </w:p>
+    <w:p>
+      <w:pPr>
+        <w:pStyle w:val="ListBullet"/>
+        <w:spacing w:after="60" w:line="276" w:lineRule="auto"/>
+      </w:pPr>
+      <w:r>
+        <w:rPr>
+          <w:rFonts w:ascii="Times New Roman" w:hAnsi="Times New Roman"/>
+          <w:b w:val="0"/>
+          <w:i w:val="0"/>
+          <w:color w:val="1E293B"/>
+          <w:sz w:val="22"/>
+          <w:rFonts w:ascii="Times New Roman" w:hAnsi="Times New Roman" w:cs="Times New Roman"/>
+        </w:rPr>
+        <w:t xml:space="preserve">  • Likely Cause: Backend server not running or port conflict</w:t>
+      </w:r>
+    </w:p>
+    <w:p>
+      <w:pPr>
+        <w:pStyle w:val="ListBullet"/>
+        <w:spacing w:after="60" w:line="276" w:lineRule="auto"/>
+      </w:pPr>
+      <w:r>
+        <w:rPr>
+          <w:rFonts w:ascii="Times New Roman" w:hAnsi="Times New Roman"/>
+          <w:b w:val="0"/>
+          <w:i w:val="0"/>
+          <w:color w:val="1E293B"/>
+          <w:sz w:val="22"/>
+          <w:rFonts w:ascii="Times New Roman" w:hAnsi="Times New Roman" w:cs="Times New Roman"/>
+        </w:rPr>
+        <w:t xml:space="preserve">  • Resolution / Fix: Ensure Express is running on port 5000 before loading frontend.</w:t>
+      </w:r>
+    </w:p>
+    <w:p>
+      <w:pPr>
+        <w:pStyle w:val="ListBullet"/>
+        <w:spacing w:after="60" w:line="276" w:lineRule="auto"/>
+      </w:pPr>
+      <w:r>
+        <w:rPr>
+          <w:rFonts w:ascii="Times New Roman" w:hAnsi="Times New Roman"/>
+          <w:b w:val="0"/>
+          <w:i w:val="0"/>
+          <w:color w:val="1E293B"/>
+          <w:sz w:val="22"/>
+          <w:rFonts w:ascii="Times New Roman" w:hAnsi="Times New Roman" w:cs="Times New Roman"/>
+        </w:rPr>
+        <w:t>Issue: Data disappears after browser refresh</w:t>
+      </w:r>
+    </w:p>
+    <w:p>
+      <w:pPr>
+        <w:pStyle w:val="ListBullet"/>
+        <w:spacing w:after="60" w:line="276" w:lineRule="auto"/>
+      </w:pPr>
+      <w:r>
+        <w:rPr>
+          <w:rFonts w:ascii="Times New Roman" w:hAnsi="Times New Roman"/>
+          <w:b w:val="0"/>
+          <w:i w:val="0"/>
+          <w:color w:val="1E293B"/>
+          <w:sz w:val="22"/>
+          <w:rFonts w:ascii="Times New Roman" w:hAnsi="Times New Roman" w:cs="Times New Roman"/>
+        </w:rPr>
+        <w:t xml:space="preserve">  • Likely Cause: Still reading from local component state</w:t>
+      </w:r>
+    </w:p>
+    <w:p>
+      <w:pPr>
+        <w:pStyle w:val="ListBullet"/>
+        <w:spacing w:after="60" w:line="276" w:lineRule="auto"/>
+      </w:pPr>
+      <w:r>
+        <w:rPr>
+          <w:rFonts w:ascii="Times New Roman" w:hAnsi="Times New Roman"/>
+          <w:b w:val="0"/>
+          <w:i w:val="0"/>
+          <w:color w:val="1E293B"/>
+          <w:sz w:val="22"/>
+          <w:rFonts w:ascii="Times New Roman" w:hAnsi="Times New Roman" w:cs="Times New Roman"/>
+        </w:rPr>
+        <w:t xml:space="preserve">  • Resolution / Fix: Confirm useEffect calls getTasks() on mount and populates state from backend response.</w:t>
+      </w:r>
+    </w:p>
+    <w:p>
+      <w:pPr>
+        <w:spacing w:before="240" w:after="80"/>
+      </w:pPr>
+      <w:r>
+        <w:rPr>
+          <w:rFonts w:ascii="Times New Roman" w:hAnsi="Times New Roman"/>
+          <w:b/>
+          <w:i w:val="0"/>
+          <w:color w:val="0F172A"/>
+          <w:sz w:val="32"/>
+          <w:rFonts w:ascii="Times New Roman" w:hAnsi="Times New Roman" w:cs="Times New Roman"/>
+        </w:rPr>
+        <w:t>11. Learning Outcome</w:t>
+      </w:r>
+    </w:p>
+    <w:p>
+      <w:pPr>
+        <w:spacing w:after="80" w:line="276" w:lineRule="auto"/>
+      </w:pPr>
+      <w:r>
+        <w:rPr>
+          <w:rFonts w:ascii="Times New Roman" w:hAnsi="Times New Roman"/>
+          <w:b w:val="0"/>
+          <w:i w:val="0"/>
+          <w:color w:val="1E293B"/>
+          <w:sz w:val="22"/>
+          <w:rFonts w:ascii="Times New Roman" w:hAnsi="Times New Roman" w:cs="Times New Roman"/>
         </w:rPr>
         <w:t>I successfully connected a decoupled React single-page frontend to an Express/MongoDB REST backend, resolved CORS constraints, and implemented responsive state synchronization.</w:t>
       </w:r>
     </w:p>
     <w:p>
       <w:pPr>
-        <w:spacing w:before="280" w:after="120"/>
+        <w:spacing w:before="240" w:after="80"/>
       </w:pPr>
       <w:r>
         <w:rPr>
+          <w:rFonts w:ascii="Times New Roman" w:hAnsi="Times New Roman"/>
           <w:b/>
-          <w:sz w:val="40"/>
+          <w:i w:val="0"/>
+          <w:color w:val="0F172A"/>
+          <w:sz w:val="32"/>
+          <w:rFonts w:ascii="Times New Roman" w:hAnsi="Times New Roman" w:cs="Times New Roman"/>
         </w:rPr>
         <w:t>12. Student Reflection</w:t>
       </w:r>
     </w:p>
     <w:p>
       <w:pPr>
-        <w:spacing w:after="120" w:line="276" w:lineRule="auto"/>
+        <w:spacing w:after="80" w:line="276" w:lineRule="auto"/>
       </w:pPr>
       <w:r>
         <w:rPr>
+          <w:rFonts w:ascii="Times New Roman" w:hAnsi="Times New Roman"/>
+          <w:b w:val="0"/>
+          <w:i w:val="0"/>
+          <w:color w:val="1E293B"/>
           <w:sz w:val="22"/>
+          <w:rFonts w:ascii="Times New Roman" w:hAnsi="Times New Roman" w:cs="Times New Roman"/>
         </w:rPr>
         <w:t>This practical tied the entire stack together. Designing the UI with optimistic updates and confirmation modals taught me modern enterprise UX patterns.</w:t>
       </w:r>
     </w:p>
     <w:sectPr>
+      <w:headerReference w:type="default" r:id="rId9"/>
+      <w:footerReference w:type="default" r:id="rId10"/>
       <w:pgSz w:w="12240" w:h="15840"/>
-      <w:pgMar w:top="1080" w:right="1080" w:bottom="1080" w:left="1080" w:header="720" w:footer="720" w:gutter="0"/>
+      <w:pgMar w:top="936" w:right="1080" w:bottom="936" w:left="1080" w:header="720" w:footer="720" w:gutter="0"/>
       <w:cols w:space="720"/>
       <w:docGrid w:linePitch="360"/>
     </w:sectPr>
   </w:body>
 </w:document>
+</file>
+
+<file path=word/footer1.xml><?xml version="1.0" encoding="utf-8"?>
+<w:ftr xmlns:m="http://schemas.openxmlformats.org/officeDocument/2006/math" xmlns:mc="http://schemas.openxmlformats.org/markup-compatibility/2006" xmlns:mo="http://schemas.microsoft.com/office/mac/office/2008/main" xmlns:mv="urn:schemas-microsoft-com:mac:vml" xmlns:o="urn:schemas-microsoft-com:office:office" xmlns:r="http://schemas.openxmlformats.org/officeDocument/2006/relationships" xmlns:v="urn:schemas-microsoft-com:vml" xmlns:w10="urn:schemas-microsoft-com:office:word" xmlns:w14="http://schemas.microsoft.com/office/word/2010/wordml" xmlns:w="http://schemas.openxmlformats.org/wordprocessingml/2006/main" xmlns:wne="http://schemas.microsoft.com/office/word/2006/wordml" xmlns:wp14="http://schemas.microsoft.com/office/word/2010/wordprocessingDrawing" xmlns:wp="http://schemas.openxmlformats.org/drawingml/2006/wordprocessingDrawing" xmlns:wpc="http://schemas.microsoft.com/office/word/2010/wordprocessingCanvas" xmlns:wpg="http://schemas.microsoft.com/office/word/2010/wordprocessingGroup" xmlns:wpi="http://schemas.microsoft.com/office/word/2010/wordprocessingInk" xmlns:wps="http://schemas.microsoft.com/office/word/2010/wordprocessingShape" mc:Ignorable="w14 wp14">
+  <w:p>
+    <w:pPr>
+      <w:pStyle w:val="Footer"/>
+      <w:jc w:val="center"/>
+    </w:pPr>
+    <w:r/>
+    <w:r>
+      <w:rPr>
+        <w:rFonts w:ascii="Times New Roman" w:hAnsi="Times New Roman"/>
+        <w:b w:val="0"/>
+        <w:i/>
+        <w:color w:val="64748B"/>
+        <w:sz w:val="19"/>
+        <w:rFonts w:ascii="Times New Roman" w:hAnsi="Times New Roman" w:cs="Times New Roman"/>
+      </w:rPr>
+      <w:t>24DIT021 | CHARUSAT DEPSTAR IT</w:t>
+    </w:r>
+  </w:p>
+</w:ftr>
+</file>
+
+<file path=word/header1.xml><?xml version="1.0" encoding="utf-8"?>
+<w:hdr xmlns:m="http://schemas.openxmlformats.org/officeDocument/2006/math" xmlns:mc="http://schemas.openxmlformats.org/markup-compatibility/2006" xmlns:mo="http://schemas.microsoft.com/office/mac/office/2008/main" xmlns:mv="urn:schemas-microsoft-com:mac:vml" xmlns:o="urn:schemas-microsoft-com:office:office" xmlns:r="http://schemas.openxmlformats.org/officeDocument/2006/relationships" xmlns:v="urn:schemas-microsoft-com:vml" xmlns:w10="urn:schemas-microsoft-com:office:word" xmlns:w14="http://schemas.microsoft.com/office/word/2010/wordml" xmlns:w="http://schemas.openxmlformats.org/wordprocessingml/2006/main" xmlns:wne="http://schemas.microsoft.com/office/word/2006/wordml" xmlns:wp14="http://schemas.microsoft.com/office/word/2010/wordprocessingDrawing" xmlns:wp="http://schemas.openxmlformats.org/drawingml/2006/wordprocessingDrawing" xmlns:wpc="http://schemas.microsoft.com/office/word/2010/wordprocessingCanvas" xmlns:wpg="http://schemas.microsoft.com/office/word/2010/wordprocessingGroup" xmlns:wpi="http://schemas.microsoft.com/office/word/2010/wordprocessingInk" xmlns:wps="http://schemas.microsoft.com/office/word/2010/wordprocessingShape" mc:Ignorable="w14 wp14">
+  <w:p>
+    <w:pPr>
+      <w:pStyle w:val="Header"/>
+      <w:jc w:val="right"/>
+    </w:pPr>
+    <w:r/>
+    <w:r>
+      <w:rPr>
+        <w:rFonts w:ascii="Times New Roman" w:hAnsi="Times New Roman"/>
+        <w:b/>
+        <w:i w:val="0"/>
+        <w:color w:val="475569"/>
+        <w:sz w:val="20"/>
+        <w:rFonts w:ascii="Times New Roman" w:hAnsi="Times New Roman" w:cs="Times New Roman"/>
+      </w:rPr>
+      <w:t>24DIT021</w:t>
+    </w:r>
+  </w:p>
+</w:hdr>
 </file>
 
 <file path=word/numbering.xml><?xml version="1.0" encoding="utf-8"?>
